--- a/_site/operating-system/2022-09-27-comandos-vim/index.docx
+++ b/_site/operating-system/2022-09-27-comandos-vim/index.docx
@@ -26778,7 +26778,7 @@
     </w:p>
     <w:bookmarkEnd w:id="167"/>
     <w:bookmarkEnd w:id="168"/>
-    <w:bookmarkStart w:id="211" w:name="publicaciones-similares"/>
+    <w:bookmarkStart w:id="207" w:name="publicaciones-similares"/>
     <w:p>
       <w:pPr>
         <w:pStyle w:val="Heading1"/>
@@ -27022,7 +27022,7 @@
           <w:rPr>
             <w:rStyle w:val="Hyperlink"/>
           </w:rPr>
-          <w:t xml:space="preserve">01 Introduccion Linux</w:t>
+          <w:t xml:space="preserve">02 Distribuciones Linux</w:t>
         </w:r>
       </w:hyperlink>
     </w:p>
@@ -27039,27 +27039,6 @@
         <w:t xml:space="preserve"> </w:t>
       </w:r>
       <w:hyperlink r:id="rId192">
-        <w:r>
-          <w:rPr>
-            <w:rStyle w:val="Hyperlink"/>
-          </w:rPr>
-          <w:t xml:space="preserve">02 Distribuciones Linux</w:t>
-        </w:r>
-      </w:hyperlink>
-    </w:p>
-    <w:p>
-      <w:pPr>
-        <w:pStyle w:val="Compact"/>
-        <w:numPr>
-          <w:ilvl w:val="0"/>
-          <w:numId w:val="1038"/>
-        </w:numPr>
-      </w:pPr>
-      <w:hyperlink r:id="rId193"/>
-      <w:r>
-        <w:t xml:space="preserve"> </w:t>
-      </w:r>
-      <w:hyperlink r:id="rId194">
         <w:r>
           <w:rPr>
             <w:rStyle w:val="Hyperlink"/>
@@ -27076,11 +27055,11 @@
           <w:numId w:val="1038"/>
         </w:numPr>
       </w:pPr>
-      <w:hyperlink r:id="rId195"/>
-      <w:r>
-        <w:t xml:space="preserve"> </w:t>
-      </w:r>
-      <w:hyperlink r:id="rId196">
+      <w:hyperlink r:id="rId193"/>
+      <w:r>
+        <w:t xml:space="preserve"> </w:t>
+      </w:r>
+      <w:hyperlink r:id="rId194">
         <w:r>
           <w:rPr>
             <w:rStyle w:val="Hyperlink"/>
@@ -27097,11 +27076,11 @@
           <w:numId w:val="1038"/>
         </w:numPr>
       </w:pPr>
-      <w:hyperlink r:id="rId197"/>
-      <w:r>
-        <w:t xml:space="preserve"> </w:t>
-      </w:r>
-      <w:hyperlink r:id="rId198">
+      <w:hyperlink r:id="rId195"/>
+      <w:r>
+        <w:t xml:space="preserve"> </w:t>
+      </w:r>
+      <w:hyperlink r:id="rId196">
         <w:r>
           <w:rPr>
             <w:rStyle w:val="Hyperlink"/>
@@ -27118,11 +27097,11 @@
           <w:numId w:val="1038"/>
         </w:numPr>
       </w:pPr>
-      <w:hyperlink r:id="rId199"/>
-      <w:r>
-        <w:t xml:space="preserve"> </w:t>
-      </w:r>
-      <w:hyperlink r:id="rId200">
+      <w:hyperlink r:id="rId197"/>
+      <w:r>
+        <w:t xml:space="preserve"> </w:t>
+      </w:r>
+      <w:hyperlink r:id="rId198">
         <w:r>
           <w:rPr>
             <w:rStyle w:val="Hyperlink"/>
@@ -27139,11 +27118,11 @@
           <w:numId w:val="1038"/>
         </w:numPr>
       </w:pPr>
-      <w:hyperlink r:id="rId201"/>
-      <w:r>
-        <w:t xml:space="preserve"> </w:t>
-      </w:r>
-      <w:hyperlink r:id="rId202">
+      <w:hyperlink r:id="rId199"/>
+      <w:r>
+        <w:t xml:space="preserve"> </w:t>
+      </w:r>
+      <w:hyperlink r:id="rId200">
         <w:r>
           <w:rPr>
             <w:rStyle w:val="Hyperlink"/>
@@ -27160,11 +27139,11 @@
           <w:numId w:val="1038"/>
         </w:numPr>
       </w:pPr>
-      <w:hyperlink r:id="rId203"/>
-      <w:r>
-        <w:t xml:space="preserve"> </w:t>
-      </w:r>
-      <w:hyperlink r:id="rId204">
+      <w:hyperlink r:id="rId201"/>
+      <w:r>
+        <w:t xml:space="preserve"> </w:t>
+      </w:r>
+      <w:hyperlink r:id="rId202">
         <w:r>
           <w:rPr>
             <w:rStyle w:val="Hyperlink"/>
@@ -27181,11 +27160,11 @@
           <w:numId w:val="1038"/>
         </w:numPr>
       </w:pPr>
-      <w:hyperlink r:id="rId205"/>
-      <w:r>
-        <w:t xml:space="preserve"> </w:t>
-      </w:r>
-      <w:hyperlink r:id="rId206">
+      <w:hyperlink r:id="rId203"/>
+      <w:r>
+        <w:t xml:space="preserve"> </w:t>
+      </w:r>
+      <w:hyperlink r:id="rId204">
         <w:r>
           <w:rPr>
             <w:rStyle w:val="Hyperlink"/>
@@ -27202,11 +27181,11 @@
           <w:numId w:val="1038"/>
         </w:numPr>
       </w:pPr>
-      <w:hyperlink r:id="rId207"/>
-      <w:r>
-        <w:t xml:space="preserve"> </w:t>
-      </w:r>
-      <w:hyperlink r:id="rId208">
+      <w:hyperlink r:id="rId205"/>
+      <w:r>
+        <w:t xml:space="preserve"> </w:t>
+      </w:r>
+      <w:hyperlink r:id="rId206">
         <w:r>
           <w:rPr>
             <w:rStyle w:val="Hyperlink"/>
@@ -27217,34 +27196,13 @@
     </w:p>
     <w:p>
       <w:pPr>
-        <w:pStyle w:val="Compact"/>
-        <w:numPr>
-          <w:ilvl w:val="0"/>
-          <w:numId w:val="1038"/>
-        </w:numPr>
-      </w:pPr>
-      <w:hyperlink r:id="rId209"/>
-      <w:r>
-        <w:t xml:space="preserve"> </w:t>
-      </w:r>
-      <w:hyperlink r:id="rId210">
-        <w:r>
-          <w:rPr>
-            <w:rStyle w:val="Hyperlink"/>
-          </w:rPr>
-          <w:t xml:space="preserve">Guia De Rsync</w:t>
-        </w:r>
-      </w:hyperlink>
-    </w:p>
-    <w:p>
-      <w:pPr>
         <w:pStyle w:val="FirstParagraph"/>
       </w:pPr>
       <w:r>
         <w:t xml:space="preserve">Esperamos que encuentres estas publicaciones igualmente interesantes y útiles. ¡Disfruta de la lectura!</w:t>
       </w:r>
     </w:p>
-    <w:bookmarkEnd w:id="211"/>
+    <w:bookmarkEnd w:id="207"/>
     <w:sectPr>
       <w:headerReference r:id="rId8" w:type="even"/>
       <w:headerReference r:id="rId9" w:type="default"/>
